--- a/exports/karneler/254_YUSUF_EYMEN_YILMAZ_Karne.docx
+++ b/exports/karneler/254_YUSUF_EYMEN_YILMAZ_Karne.docx
@@ -27,7 +27,7 @@
           <w:color w:val="646464"/>
           <w:sz w:val="17"/>
         </w:rPr>
-        <w:t>Deneme Sınavı: 2026-2027  PARAF LGS 1 | Kurumsal Başarı ve Takip Sistemi</w:t>
+        <w:t>Deneme Sınavı: PARAF LGS 1 | Kurumsal Başarı ve Takip Sistemi</w:t>
       </w:r>
     </w:p>
     <w:tbl>
@@ -1732,6 +1732,32 @@
               <w:t>Fen Bilimleri netin: 7.33 (10 Doğru, 8 Yanlış, 2 Boş). Fen Bilimleri dersi öncelikli müdahale alanındır (7.33 Net, 8 Yanlış). Kesin Kural: Emin olmadığın soruları rastgele tahminle işaretleme; bilmediğini boş bırakmak dahi netini hemen yükseltecektir. 'Mevsimlerin Oluşumu' (%36) temel kavramlarını sıfırdan çalış. Haftalık 30 temel seviye kazanım sorusu çöz ve yapamadığın her soruyu öğretmenine sor.</w:t>
             </w:r>
           </w:p>
+          <w:p>
+            <w:pPr>
+              <w:spacing w:after="20"/>
+            </w:pPr>
+            <w:r>
+              <w:rPr>
+                <w:b/>
+                <w:color w:val="C0392B"/>
+                <w:sz w:val="15"/>
+              </w:rPr>
+              <w:t xml:space="preserve">📺 Önerilen YouTube Desteği (Temel Seviye): </w:t>
+            </w:r>
+            <w:r>
+              <w:rPr>
+                <w:b/>
+                <w:sz w:val="15"/>
+              </w:rPr>
+              <w:t xml:space="preserve">Kanal: Derslike | </w:t>
+            </w:r>
+            <w:r>
+              <w:rPr>
+                <w:sz w:val="15"/>
+              </w:rPr>
+              <w:t>Odak: Görsel ve 3D Animasyonlu Temel Anlatım. Taktik: Mevsimler ve İklim konularındaki 3D modellemeleri ve Güneş ışınlarının geliş açılarını dikkatle izle.</w:t>
+            </w:r>
+          </w:p>
         </w:tc>
       </w:tr>
     </w:tbl>
@@ -1857,7 +1883,33 @@
               <w:rPr>
                 <w:sz w:val="15"/>
               </w:rPr>
-              <w:t>Matematik netin: 2.67 (7 Doğru, 13 Yanlış, 0 Boş). Matematik dersi LGS başarında en kritik sıçrama alanındır (2.67 Net, 13 Yanlış). Stratejik Kural: Bilmediğin soruyu boş bırakmak 0.33 net kazandırır; rastgele tahmin yapmayı derhal bırak! Öncelikle [Çarpanlar ve Katlar / Asal Çarpanlar, EBOB-EKOK Problemleri] konularındaki temel kazanım kavrama testlerini çöz. Haftalık 40 temel-orta düzey soru kotası koy ve yanlış defteri tut.</w:t>
+              <w:t xml:space="preserve">Matematik netin: 2.67 (7 Doğru, 13 Yanlış, 0 Boş). Matematik dersi LGS başarında en kritik sıçrama alanındır (2.67 Net, 13 Yanlış). Stratejik Kural: Bilmediğin soruyu boş bırakmak 0.33 net kazandırır; rastgele tahmin yapmayı derhal bırak! Öncelikle [Çarpanlar ve Katlar / Asal Çarpanlar, EBOB-EKOK Problemleri] konularındaki temel kazanım kavrama testlerini çöz. </w:t>
+            </w:r>
+          </w:p>
+          <w:p>
+            <w:pPr>
+              <w:spacing w:after="20"/>
+            </w:pPr>
+            <w:r>
+              <w:rPr>
+                <w:b/>
+                <w:color w:val="C0392B"/>
+                <w:sz w:val="15"/>
+              </w:rPr>
+              <w:t xml:space="preserve">📺 Önerilen YouTube Desteği (Temel Seviye): </w:t>
+            </w:r>
+            <w:r>
+              <w:rPr>
+                <w:b/>
+                <w:sz w:val="15"/>
+              </w:rPr>
+              <w:t xml:space="preserve">Kanal: Partikül Matematik | </w:t>
+            </w:r>
+            <w:r>
+              <w:rPr>
+                <w:sz w:val="15"/>
+              </w:rPr>
+              <w:t>Odak: Temel Kavramlar &amp; Adım Adım Konu Anlatımı. Taktik: Videoyu durdurarak hocayla birlikte işlem yap; temel soru tiplerini not alıp kavrama testlerine geç.</w:t>
             </w:r>
           </w:p>
         </w:tc>
@@ -1988,6 +2040,32 @@
               <w:t>Türkçe branş netin: -2.33 (3 Doğru, 16 Yanlış, 1 Boş). Türkçe branşında 16 yanlış ciddi bir net kaybına yol açmış (-2.33 Net). Acilen sıfır çektiğin [Sözcük ve Sözcük Gruplarında Anlam, Hikâyenin Unsurları - 5N 1K, Cümle Yorumlama-Örtülü Anlam] konularını konu fasikülünden çalış. Paragrafı kendi yorumunla değil metindeki kanıtla çöz; günde 20 paragraf + 10 dil bilgisi çöz.</w:t>
             </w:r>
           </w:p>
+          <w:p>
+            <w:pPr>
+              <w:spacing w:after="20"/>
+            </w:pPr>
+            <w:r>
+              <w:rPr>
+                <w:b/>
+                <w:color w:val="C0392B"/>
+                <w:sz w:val="15"/>
+              </w:rPr>
+              <w:t xml:space="preserve">📺 Önerilen YouTube Desteği (Temel Seviye): </w:t>
+            </w:r>
+            <w:r>
+              <w:rPr>
+                <w:b/>
+                <w:sz w:val="15"/>
+              </w:rPr>
+              <w:t xml:space="preserve">Kanal: Tonguç Akademi | </w:t>
+            </w:r>
+            <w:r>
+              <w:rPr>
+                <w:sz w:val="15"/>
+              </w:rPr>
+              <w:t>Odak: Konu Kavrama &amp; Görsel Özetler. Taktik: Dil bilgisi ve metin türü kurallarını renkli kavram kartlarıyla not alarak çalış.</w:t>
+            </w:r>
+          </w:p>
         </w:tc>
       </w:tr>
     </w:tbl>
@@ -2114,6 +2192,32 @@
                 <w:sz w:val="15"/>
               </w:rPr>
               <w:t>İnkılap Tarihi netin: 3.33 (5 Doğru, 5 Yanlış, 0 Boş). Hedeflenen seviyenin altında kalındı (3.33 Net). Pekiştirilmesi gereken [Mustafa Kemal'in Öğrenim Hayatı (%33), Uyanan Avrupa ve Sarsılan Osmanlı (%33), Mustafa Kemal'in Askerlik Hayatı (%67)] konularında kronoloji tablosu çıkar. Sorularda 'Yalnızca bu bilgiye göre' köklerine dikkat et; metne sadık kal. Haftalık 25 soru çöz.</w:t>
+            </w:r>
+          </w:p>
+          <w:p>
+            <w:pPr>
+              <w:spacing w:after="20"/>
+            </w:pPr>
+            <w:r>
+              <w:rPr>
+                <w:b/>
+                <w:color w:val="C0392B"/>
+                <w:sz w:val="15"/>
+              </w:rPr>
+              <w:t xml:space="preserve">📺 Önerilen YouTube Desteği (Temel Seviye): </w:t>
+            </w:r>
+            <w:r>
+              <w:rPr>
+                <w:b/>
+                <w:sz w:val="15"/>
+              </w:rPr>
+              <w:t xml:space="preserve">Kanal: Sosyal Kale | </w:t>
+            </w:r>
+            <w:r>
+              <w:rPr>
+                <w:sz w:val="15"/>
+              </w:rPr>
+              <w:t>Odak: Kronolojik Hikayeleştirme &amp; Kavram Haritaları. Taktik: Mustafa Kemal'in askerlik ve fikir hayatını harita ve kronoloji üzerinden hocayla takip et.</w:t>
             </w:r>
           </w:p>
         </w:tc>
@@ -2263,6 +2367,32 @@
               <w:t>Din Kültürü netin: -0.67 (2 Doğru, 8 Yanlış, 0 Boş). Din Kültürü netin (-0.67) potansiyelinin altında. Sıfır çektiğin [Kader ve Kaza İnancı, Ayet el-Kürsi ve Anlamı, Hz. Musa (A.S.) ve Mücadelesi] konusunu mutlaka tekrar et. Kavram karmaşası yaşanan [İnsanın İradesi ve Kader (%50), Kader Kavramları (Ömür, Ecel, Rızık, Tevekkül) (%33)] alanlarına odaklan. Ömür, ecel, rızık, tevekkül, cüzi/külli irade kavramlarını sözlük kartlarına yazıp ezberle. Ayet-el Kürsi ana fikrine ve yasalara çalış.</w:t>
             </w:r>
           </w:p>
+          <w:p>
+            <w:pPr>
+              <w:spacing w:after="20"/>
+            </w:pPr>
+            <w:r>
+              <w:rPr>
+                <w:b/>
+                <w:color w:val="C0392B"/>
+                <w:sz w:val="15"/>
+              </w:rPr>
+              <w:t xml:space="preserve">📺 Önerilen YouTube Desteği (Temel Seviye): </w:t>
+            </w:r>
+            <w:r>
+              <w:rPr>
+                <w:b/>
+                <w:sz w:val="15"/>
+              </w:rPr>
+              <w:t xml:space="preserve">Kanal: Cebrail Hocam | </w:t>
+            </w:r>
+            <w:r>
+              <w:rPr>
+                <w:sz w:val="15"/>
+              </w:rPr>
+              <w:t>Odak: Kaza-Kader Temel Kavramları &amp; Ayet Mealleri. Taktik: Ömür, ecel, rızık, tevekkül ve yasalar konusunu hocanın kavram tablolarından tekrar et.</w:t>
+            </w:r>
+          </w:p>
         </w:tc>
       </w:tr>
     </w:tbl>
@@ -2389,6 +2519,32 @@
                 <w:sz w:val="15"/>
               </w:rPr>
               <w:t>İngilizce branş netin: 6.00 (7 Doğru, 3 Yanlış, 0 Boş). İngilizce branşında 6.00 net ile hedefin gerisinde kalındı. Pekiştirilmesi gereken [Daveti Kabul &amp; Reddetme Kalıpları (%50), Basit Sorular Sorma (Simple Inquiries) (%50), Kişisel Özellikler / Sıfatlar (Qualities) (%67)] kalıplarını çalış. Davet etme (Would you like...), kabul/ret ve mazeret kalıplarını ve Friendship sıfatlarını her gün 5 kelime kartıyla çalış. Rastgele işaretleme yapma.</w:t>
+            </w:r>
+          </w:p>
+          <w:p>
+            <w:pPr>
+              <w:spacing w:after="20"/>
+            </w:pPr>
+            <w:r>
+              <w:rPr>
+                <w:b/>
+                <w:color w:val="C0392B"/>
+                <w:sz w:val="15"/>
+              </w:rPr>
+              <w:t xml:space="preserve">📺 Önerilen YouTube Desteği (Orta Seviye): </w:t>
+            </w:r>
+            <w:r>
+              <w:rPr>
+                <w:b/>
+                <w:sz w:val="15"/>
+              </w:rPr>
+              <w:t xml:space="preserve">Kanal: Dilek Demirel | </w:t>
+            </w:r>
+            <w:r>
+              <w:rPr>
+                <w:sz w:val="15"/>
+              </w:rPr>
+              <w:t>Odak: Diyalog Tamamlama &amp; Soru Çözüm Metotları. Taktik: Davet, kabul, ret ve mazeret cümlelerini diyalog içi bağlamıyla öğren.</w:t>
             </w:r>
           </w:p>
         </w:tc>

--- a/exports/karneler/254_YUSUF_EYMEN_YILMAZ_Karne.docx
+++ b/exports/karneler/254_YUSUF_EYMEN_YILMAZ_Karne.docx
@@ -27,7 +27,7 @@
           <w:color w:val="646464"/>
           <w:sz w:val="17"/>
         </w:rPr>
-        <w:t>Deneme Sınavı: PARAF LGS 1 | Kurumsal Başarı ve Takip Sistemi</w:t>
+        <w:t>Deneme Sınavı: 2026-2027  NARTEST LGS 1 | Kurumsal Başarı ve Takip Sistemi</w:t>
       </w:r>
     </w:p>
     <w:tbl>
@@ -169,7 +169,7 @@
               <w:rPr>
                 <w:sz w:val="16"/>
               </w:rPr>
-              <w:t>16.33 Net / 224.89 Puan</w:t>
+              <w:t>44.66 Net / 350.87 Puan</w:t>
             </w:r>
           </w:p>
         </w:tc>
@@ -209,7 +209,7 @@
               <w:rPr>
                 <w:sz w:val="16"/>
               </w:rPr>
-              <w:t>Sınıf: 24/27 | Okul: 90/110 | TG: 9794 (Dilim: %94.57)</w:t>
+              <w:t>Sınıf: 13 / 28 | Okul: 26 / 56 | TG: 2015 (Dilim: %66.11)</w:t>
             </w:r>
           </w:p>
         </w:tc>
@@ -483,7 +483,7 @@
               <w:rPr>
                 <w:sz w:val="15"/>
               </w:rPr>
-              <w:t>3</w:t>
+              <w:t>15</w:t>
             </w:r>
           </w:p>
         </w:tc>
@@ -505,7 +505,7 @@
               <w:rPr>
                 <w:sz w:val="15"/>
               </w:rPr>
-              <w:t>16</w:t>
+              <w:t>5</w:t>
             </w:r>
           </w:p>
         </w:tc>
@@ -527,7 +527,7 @@
               <w:rPr>
                 <w:sz w:val="15"/>
               </w:rPr>
-              <w:t>1</w:t>
+              <w:t>0</w:t>
             </w:r>
           </w:p>
         </w:tc>
@@ -549,7 +549,7 @@
               <w:rPr>
                 <w:sz w:val="15"/>
               </w:rPr>
-              <w:t>-2.33</w:t>
+              <w:t>13.33</w:t>
             </w:r>
           </w:p>
         </w:tc>
@@ -571,7 +571,7 @@
               <w:rPr>
                 <w:sz w:val="15"/>
               </w:rPr>
-              <w:t>%0.0</w:t>
+              <w:t>%66.6</w:t>
             </w:r>
           </w:p>
         </w:tc>
@@ -795,7 +795,7 @@
               <w:rPr>
                 <w:sz w:val="15"/>
               </w:rPr>
-              <w:t>2</w:t>
+              <w:t>4</w:t>
             </w:r>
           </w:p>
         </w:tc>
@@ -817,7 +817,7 @@
               <w:rPr>
                 <w:sz w:val="15"/>
               </w:rPr>
-              <w:t>8</w:t>
+              <w:t>6</w:t>
             </w:r>
           </w:p>
         </w:tc>
@@ -861,7 +861,7 @@
               <w:rPr>
                 <w:sz w:val="15"/>
               </w:rPr>
-              <w:t>-0.67</w:t>
+              <w:t>2.00</w:t>
             </w:r>
           </w:p>
         </w:tc>
@@ -883,7 +883,7 @@
               <w:rPr>
                 <w:sz w:val="15"/>
               </w:rPr>
-              <w:t>%0.0</w:t>
+              <w:t>%20.0</w:t>
             </w:r>
           </w:p>
         </w:tc>
@@ -951,7 +951,7 @@
               <w:rPr>
                 <w:sz w:val="15"/>
               </w:rPr>
-              <w:t>7</w:t>
+              <w:t>6</w:t>
             </w:r>
           </w:p>
         </w:tc>
@@ -973,7 +973,7 @@
               <w:rPr>
                 <w:sz w:val="15"/>
               </w:rPr>
-              <w:t>3</w:t>
+              <w:t>4</w:t>
             </w:r>
           </w:p>
         </w:tc>
@@ -1017,7 +1017,7 @@
               <w:rPr>
                 <w:sz w:val="15"/>
               </w:rPr>
-              <w:t>6.00</w:t>
+              <w:t>4.67</w:t>
             </w:r>
           </w:p>
         </w:tc>
@@ -1039,7 +1039,7 @@
               <w:rPr>
                 <w:sz w:val="15"/>
               </w:rPr>
-              <w:t>%60.0</w:t>
+              <w:t>%46.7</w:t>
             </w:r>
           </w:p>
         </w:tc>
@@ -1107,7 +1107,7 @@
               <w:rPr>
                 <w:sz w:val="15"/>
               </w:rPr>
-              <w:t>7</w:t>
+              <w:t>14</w:t>
             </w:r>
           </w:p>
         </w:tc>
@@ -1129,7 +1129,7 @@
               <w:rPr>
                 <w:sz w:val="15"/>
               </w:rPr>
-              <w:t>13</w:t>
+              <w:t>6</w:t>
             </w:r>
           </w:p>
         </w:tc>
@@ -1173,7 +1173,7 @@
               <w:rPr>
                 <w:sz w:val="15"/>
               </w:rPr>
-              <w:t>2.67</w:t>
+              <w:t>12.00</w:t>
             </w:r>
           </w:p>
         </w:tc>
@@ -1195,7 +1195,7 @@
               <w:rPr>
                 <w:sz w:val="15"/>
               </w:rPr>
-              <w:t>%13.4</w:t>
+              <w:t>%60.0</w:t>
             </w:r>
           </w:p>
         </w:tc>
@@ -1263,7 +1263,7 @@
               <w:rPr>
                 <w:sz w:val="15"/>
               </w:rPr>
-              <w:t>10</w:t>
+              <w:t>12</w:t>
             </w:r>
           </w:p>
         </w:tc>
@@ -1307,7 +1307,7 @@
               <w:rPr>
                 <w:sz w:val="15"/>
               </w:rPr>
-              <w:t>2</w:t>
+              <w:t>0</w:t>
             </w:r>
           </w:p>
         </w:tc>
@@ -1329,7 +1329,7 @@
               <w:rPr>
                 <w:sz w:val="15"/>
               </w:rPr>
-              <w:t>7.33</w:t>
+              <w:t>9.33</w:t>
             </w:r>
           </w:p>
         </w:tc>
@@ -1351,7 +1351,7 @@
               <w:rPr>
                 <w:sz w:val="15"/>
               </w:rPr>
-              <w:t>%36.6</w:t>
+              <w:t>%46.7</w:t>
             </w:r>
           </w:p>
         </w:tc>
@@ -1425,6 +1425,30 @@
                 <w:b/>
                 <w:sz w:val="15"/>
               </w:rPr>
+              <w:t>56</w:t>
+            </w:r>
+          </w:p>
+        </w:tc>
+        <w:tc>
+          <w:tcPr>
+            <w:tcW w:type="dxa" w:w="1543"/>
+            <w:tcMar>
+              <w:top w:w="20" w:type="dxa"/>
+              <w:bottom w:w="20" w:type="dxa"/>
+              <w:left w:w="35" w:type="dxa"/>
+              <w:right w:w="35" w:type="dxa"/>
+            </w:tcMar>
+            <w:shd w:fill="DCE6F1"/>
+          </w:tcPr>
+          <w:p>
+            <w:pPr>
+              <w:jc w:val="center"/>
+            </w:pPr>
+            <w:r>
+              <w:rPr>
+                <w:b/>
+                <w:sz w:val="15"/>
+              </w:rPr>
               <w:t>34</w:t>
             </w:r>
           </w:p>
@@ -1449,7 +1473,7 @@
                 <w:b/>
                 <w:sz w:val="15"/>
               </w:rPr>
-              <w:t>53</w:t>
+              <w:t>0</w:t>
             </w:r>
           </w:p>
         </w:tc>
@@ -1473,7 +1497,7 @@
                 <w:b/>
                 <w:sz w:val="15"/>
               </w:rPr>
-              <w:t>3</w:t>
+              <w:t>44.66</w:t>
             </w:r>
           </w:p>
         </w:tc>
@@ -1497,20 +1521,253 @@
                 <w:b/>
                 <w:sz w:val="15"/>
               </w:rPr>
-              <w:t>16.33</w:t>
+              <w:t>%49.6</w:t>
+            </w:r>
+          </w:p>
+        </w:tc>
+      </w:tr>
+    </w:tbl>
+    <w:p>
+      <w:pPr>
+        <w:spacing w:before="80" w:after="40"/>
+      </w:pPr>
+      <w:r>
+        <w:rPr>
+          <w:b/>
+          <w:color w:val="1F497D"/>
+          <w:sz w:val="18"/>
+        </w:rPr>
+        <w:t>1. DENEMELER ARASI GELİŞİM VE AKADEMİK DEĞİŞİM ANALİZİ (PARAF 1 ➔ NARTEST 1)</w:t>
+      </w:r>
+    </w:p>
+    <w:tbl>
+      <w:tblPr>
+        <w:tblW w:type="auto" w:w="0"/>
+        <w:jc w:val="center"/>
+        <w:tblLook w:firstColumn="1" w:firstRow="1" w:lastColumn="0" w:lastRow="0" w:noHBand="0" w:noVBand="1" w:val="04A0"/>
+        <w:tblBorders>
+          <w:top w:val="single" w:sz="4" w:space="0" w:color="B0C4DE"/>
+          <w:left w:val="single" w:sz="4" w:space="0" w:color="B0C4DE"/>
+          <w:bottom w:val="single" w:sz="4" w:space="0" w:color="B0C4DE"/>
+          <w:right w:val="single" w:sz="4" w:space="0" w:color="B0C4DE"/>
+          <w:insideH w:val="single" w:sz="4" w:space="0" w:color="B0C4DE"/>
+          <w:insideV w:val="single" w:sz="4" w:space="0" w:color="B0C4DE"/>
+        </w:tblBorders>
+      </w:tblPr>
+      <w:tblGrid>
+        <w:gridCol w:w="2160"/>
+        <w:gridCol w:w="2160"/>
+        <w:gridCol w:w="2160"/>
+        <w:gridCol w:w="2160"/>
+        <w:gridCol w:w="2160"/>
+      </w:tblGrid>
+      <w:tr>
+        <w:tc>
+          <w:tcPr>
+            <w:tcW w:type="dxa" w:w="2160"/>
+            <w:shd w:fill="1F497D"/>
+            <w:tcMar>
+              <w:top w:w="25" w:type="dxa"/>
+              <w:bottom w:w="25" w:type="dxa"/>
+              <w:left w:w="35" w:type="dxa"/>
+              <w:right w:w="35" w:type="dxa"/>
+            </w:tcMar>
+          </w:tcPr>
+          <w:p>
+            <w:pPr>
+              <w:jc w:val="left"/>
+            </w:pPr>
+            <w:r>
+              <w:rPr>
+                <w:b/>
+                <w:color w:val="FFFFFF"/>
+                <w:sz w:val="15"/>
+              </w:rPr>
+              <w:t>Değerlendirme Kriteri</w:t>
             </w:r>
           </w:p>
         </w:tc>
         <w:tc>
           <w:tcPr>
-            <w:tcW w:type="dxa" w:w="1543"/>
+            <w:tcW w:type="dxa" w:w="2160"/>
+            <w:shd w:fill="1F497D"/>
+            <w:tcMar>
+              <w:top w:w="25" w:type="dxa"/>
+              <w:bottom w:w="25" w:type="dxa"/>
+              <w:left w:w="35" w:type="dxa"/>
+              <w:right w:w="35" w:type="dxa"/>
+            </w:tcMar>
+          </w:tcPr>
+          <w:p>
+            <w:pPr>
+              <w:jc w:val="center"/>
+            </w:pPr>
+            <w:r>
+              <w:rPr>
+                <w:b/>
+                <w:color w:val="FFFFFF"/>
+                <w:sz w:val="15"/>
+              </w:rPr>
+              <w:t>1. Deneme (PARAF)</w:t>
+            </w:r>
+          </w:p>
+        </w:tc>
+        <w:tc>
+          <w:tcPr>
+            <w:tcW w:type="dxa" w:w="2160"/>
+            <w:shd w:fill="1F497D"/>
+            <w:tcMar>
+              <w:top w:w="25" w:type="dxa"/>
+              <w:bottom w:w="25" w:type="dxa"/>
+              <w:left w:w="35" w:type="dxa"/>
+              <w:right w:w="35" w:type="dxa"/>
+            </w:tcMar>
+          </w:tcPr>
+          <w:p>
+            <w:pPr>
+              <w:jc w:val="center"/>
+            </w:pPr>
+            <w:r>
+              <w:rPr>
+                <w:b/>
+                <w:color w:val="FFFFFF"/>
+                <w:sz w:val="15"/>
+              </w:rPr>
+              <w:t>2. Deneme (NARTEST)</w:t>
+            </w:r>
+          </w:p>
+        </w:tc>
+        <w:tc>
+          <w:tcPr>
+            <w:tcW w:type="dxa" w:w="2160"/>
+            <w:shd w:fill="1F497D"/>
+            <w:tcMar>
+              <w:top w:w="25" w:type="dxa"/>
+              <w:bottom w:w="25" w:type="dxa"/>
+              <w:left w:w="35" w:type="dxa"/>
+              <w:right w:w="35" w:type="dxa"/>
+            </w:tcMar>
+          </w:tcPr>
+          <w:p>
+            <w:pPr>
+              <w:jc w:val="center"/>
+            </w:pPr>
+            <w:r>
+              <w:rPr>
+                <w:b/>
+                <w:color w:val="FFFFFF"/>
+                <w:sz w:val="15"/>
+              </w:rPr>
+              <w:t>Sınavlar Arası Fark</w:t>
+            </w:r>
+          </w:p>
+        </w:tc>
+        <w:tc>
+          <w:tcPr>
+            <w:tcW w:type="dxa" w:w="2160"/>
+            <w:shd w:fill="1F497D"/>
+            <w:tcMar>
+              <w:top w:w="25" w:type="dxa"/>
+              <w:bottom w:w="25" w:type="dxa"/>
+              <w:left w:w="35" w:type="dxa"/>
+              <w:right w:w="35" w:type="dxa"/>
+            </w:tcMar>
+          </w:tcPr>
+          <w:p>
+            <w:pPr>
+              <w:jc w:val="center"/>
+            </w:pPr>
+            <w:r>
+              <w:rPr>
+                <w:b/>
+                <w:color w:val="FFFFFF"/>
+                <w:sz w:val="15"/>
+              </w:rPr>
+              <w:t>Gelişim Durumu</w:t>
+            </w:r>
+          </w:p>
+        </w:tc>
+      </w:tr>
+      <w:tr>
+        <w:tc>
+          <w:tcPr>
+            <w:tcW w:type="dxa" w:w="2160"/>
             <w:tcMar>
               <w:top w:w="20" w:type="dxa"/>
               <w:bottom w:w="20" w:type="dxa"/>
               <w:left w:w="35" w:type="dxa"/>
               <w:right w:w="35" w:type="dxa"/>
             </w:tcMar>
-            <w:shd w:fill="DCE6F1"/>
+            <w:shd w:fill="F0F4F8"/>
+          </w:tcPr>
+          <w:p>
+            <w:pPr>
+              <w:jc w:val="left"/>
+            </w:pPr>
+            <w:r>
+              <w:rPr>
+                <w:sz w:val="15"/>
+              </w:rPr>
+              <w:t>Toplam Net</w:t>
+            </w:r>
+          </w:p>
+        </w:tc>
+        <w:tc>
+          <w:tcPr>
+            <w:tcW w:type="dxa" w:w="2160"/>
+            <w:tcMar>
+              <w:top w:w="20" w:type="dxa"/>
+              <w:bottom w:w="20" w:type="dxa"/>
+              <w:left w:w="35" w:type="dxa"/>
+              <w:right w:w="35" w:type="dxa"/>
+            </w:tcMar>
+            <w:shd w:fill="F0F4F8"/>
+          </w:tcPr>
+          <w:p>
+            <w:pPr>
+              <w:jc w:val="center"/>
+            </w:pPr>
+            <w:r>
+              <w:rPr>
+                <w:sz w:val="15"/>
+              </w:rPr>
+              <w:t>16.33 Net</w:t>
+            </w:r>
+          </w:p>
+        </w:tc>
+        <w:tc>
+          <w:tcPr>
+            <w:tcW w:type="dxa" w:w="2160"/>
+            <w:tcMar>
+              <w:top w:w="20" w:type="dxa"/>
+              <w:bottom w:w="20" w:type="dxa"/>
+              <w:left w:w="35" w:type="dxa"/>
+              <w:right w:w="35" w:type="dxa"/>
+            </w:tcMar>
+            <w:shd w:fill="F0F4F8"/>
+          </w:tcPr>
+          <w:p>
+            <w:pPr>
+              <w:jc w:val="center"/>
+            </w:pPr>
+            <w:r>
+              <w:rPr>
+                <w:sz w:val="15"/>
+              </w:rPr>
+              <w:t>44.66 Net</w:t>
+            </w:r>
+          </w:p>
+        </w:tc>
+        <w:tc>
+          <w:tcPr>
+            <w:tcW w:type="dxa" w:w="2160"/>
+            <w:tcMar>
+              <w:top w:w="20" w:type="dxa"/>
+              <w:bottom w:w="20" w:type="dxa"/>
+              <w:left w:w="35" w:type="dxa"/>
+              <w:right w:w="35" w:type="dxa"/>
+            </w:tcMar>
+            <w:shd w:fill="E8F8F5"/>
           </w:tcPr>
           <w:p>
             <w:pPr>
@@ -1521,7 +1778,372 @@
                 <w:b/>
                 <w:sz w:val="15"/>
               </w:rPr>
-              <w:t>%18.1</w:t>
+              <w:t>+28.33 Net</w:t>
+            </w:r>
+          </w:p>
+        </w:tc>
+        <w:tc>
+          <w:tcPr>
+            <w:tcW w:type="dxa" w:w="2160"/>
+            <w:tcMar>
+              <w:top w:w="20" w:type="dxa"/>
+              <w:bottom w:w="20" w:type="dxa"/>
+              <w:left w:w="35" w:type="dxa"/>
+              <w:right w:w="35" w:type="dxa"/>
+            </w:tcMar>
+            <w:shd w:fill="F0F4F8"/>
+          </w:tcPr>
+          <w:p>
+            <w:pPr>
+              <w:jc w:val="center"/>
+            </w:pPr>
+            <w:r>
+              <w:rPr>
+                <w:sz w:val="15"/>
+              </w:rPr>
+              <w:t>🚀 Çok Güçlü İlerleme</w:t>
+            </w:r>
+          </w:p>
+        </w:tc>
+      </w:tr>
+      <w:tr>
+        <w:tc>
+          <w:tcPr>
+            <w:tcW w:type="dxa" w:w="2160"/>
+            <w:tcMar>
+              <w:top w:w="20" w:type="dxa"/>
+              <w:bottom w:w="20" w:type="dxa"/>
+              <w:left w:w="35" w:type="dxa"/>
+              <w:right w:w="35" w:type="dxa"/>
+            </w:tcMar>
+          </w:tcPr>
+          <w:p>
+            <w:pPr>
+              <w:jc w:val="left"/>
+            </w:pPr>
+            <w:r>
+              <w:rPr>
+                <w:sz w:val="15"/>
+              </w:rPr>
+              <w:t>LGS Puanı</w:t>
+            </w:r>
+          </w:p>
+        </w:tc>
+        <w:tc>
+          <w:tcPr>
+            <w:tcW w:type="dxa" w:w="2160"/>
+            <w:tcMar>
+              <w:top w:w="20" w:type="dxa"/>
+              <w:bottom w:w="20" w:type="dxa"/>
+              <w:left w:w="35" w:type="dxa"/>
+              <w:right w:w="35" w:type="dxa"/>
+            </w:tcMar>
+          </w:tcPr>
+          <w:p>
+            <w:pPr>
+              <w:jc w:val="center"/>
+            </w:pPr>
+            <w:r>
+              <w:rPr>
+                <w:sz w:val="15"/>
+              </w:rPr>
+              <w:t>224.89 Puan</w:t>
+            </w:r>
+          </w:p>
+        </w:tc>
+        <w:tc>
+          <w:tcPr>
+            <w:tcW w:type="dxa" w:w="2160"/>
+            <w:tcMar>
+              <w:top w:w="20" w:type="dxa"/>
+              <w:bottom w:w="20" w:type="dxa"/>
+              <w:left w:w="35" w:type="dxa"/>
+              <w:right w:w="35" w:type="dxa"/>
+            </w:tcMar>
+          </w:tcPr>
+          <w:p>
+            <w:pPr>
+              <w:jc w:val="center"/>
+            </w:pPr>
+            <w:r>
+              <w:rPr>
+                <w:sz w:val="15"/>
+              </w:rPr>
+              <w:t>350.87 Puan</w:t>
+            </w:r>
+          </w:p>
+        </w:tc>
+        <w:tc>
+          <w:tcPr>
+            <w:tcW w:type="dxa" w:w="2160"/>
+            <w:tcMar>
+              <w:top w:w="20" w:type="dxa"/>
+              <w:bottom w:w="20" w:type="dxa"/>
+              <w:left w:w="35" w:type="dxa"/>
+              <w:right w:w="35" w:type="dxa"/>
+            </w:tcMar>
+            <w:shd w:fill="E8F8F5"/>
+          </w:tcPr>
+          <w:p>
+            <w:pPr>
+              <w:jc w:val="center"/>
+            </w:pPr>
+            <w:r>
+              <w:rPr>
+                <w:b/>
+                <w:sz w:val="15"/>
+              </w:rPr>
+              <w:t>+125.98 Puan</w:t>
+            </w:r>
+          </w:p>
+        </w:tc>
+        <w:tc>
+          <w:tcPr>
+            <w:tcW w:type="dxa" w:w="2160"/>
+            <w:tcMar>
+              <w:top w:w="20" w:type="dxa"/>
+              <w:bottom w:w="20" w:type="dxa"/>
+              <w:left w:w="35" w:type="dxa"/>
+              <w:right w:w="35" w:type="dxa"/>
+            </w:tcMar>
+          </w:tcPr>
+          <w:p>
+            <w:pPr>
+              <w:jc w:val="center"/>
+            </w:pPr>
+            <w:r>
+              <w:rPr>
+                <w:sz w:val="15"/>
+              </w:rPr>
+              <w:t>Belirgin Puan Artışı</w:t>
+            </w:r>
+          </w:p>
+        </w:tc>
+      </w:tr>
+      <w:tr>
+        <w:tc>
+          <w:tcPr>
+            <w:tcW w:type="dxa" w:w="2160"/>
+            <w:tcMar>
+              <w:top w:w="20" w:type="dxa"/>
+              <w:bottom w:w="20" w:type="dxa"/>
+              <w:left w:w="35" w:type="dxa"/>
+              <w:right w:w="35" w:type="dxa"/>
+            </w:tcMar>
+          </w:tcPr>
+          <w:p>
+            <w:pPr>
+              <w:jc w:val="left"/>
+            </w:pPr>
+            <w:r>
+              <w:rPr>
+                <w:sz w:val="15"/>
+              </w:rPr>
+              <w:t>Sınıf Derecesi</w:t>
+            </w:r>
+          </w:p>
+        </w:tc>
+        <w:tc>
+          <w:tcPr>
+            <w:tcW w:type="dxa" w:w="2160"/>
+            <w:tcMar>
+              <w:top w:w="20" w:type="dxa"/>
+              <w:bottom w:w="20" w:type="dxa"/>
+              <w:left w:w="35" w:type="dxa"/>
+              <w:right w:w="35" w:type="dxa"/>
+            </w:tcMar>
+          </w:tcPr>
+          <w:p>
+            <w:pPr>
+              <w:jc w:val="center"/>
+            </w:pPr>
+            <w:r>
+              <w:rPr>
+                <w:sz w:val="15"/>
+              </w:rPr>
+              <w:t>24. Sıra / 27</w:t>
+            </w:r>
+          </w:p>
+        </w:tc>
+        <w:tc>
+          <w:tcPr>
+            <w:tcW w:type="dxa" w:w="2160"/>
+            <w:tcMar>
+              <w:top w:w="20" w:type="dxa"/>
+              <w:bottom w:w="20" w:type="dxa"/>
+              <w:left w:w="35" w:type="dxa"/>
+              <w:right w:w="35" w:type="dxa"/>
+            </w:tcMar>
+          </w:tcPr>
+          <w:p>
+            <w:pPr>
+              <w:jc w:val="center"/>
+            </w:pPr>
+            <w:r>
+              <w:rPr>
+                <w:sz w:val="15"/>
+              </w:rPr>
+              <w:t>13. Sıra / 28</w:t>
+            </w:r>
+          </w:p>
+        </w:tc>
+        <w:tc>
+          <w:tcPr>
+            <w:tcW w:type="dxa" w:w="2160"/>
+            <w:tcMar>
+              <w:top w:w="20" w:type="dxa"/>
+              <w:bottom w:w="20" w:type="dxa"/>
+              <w:left w:w="35" w:type="dxa"/>
+              <w:right w:w="35" w:type="dxa"/>
+            </w:tcMar>
+            <w:shd w:fill="E8F8F5"/>
+          </w:tcPr>
+          <w:p>
+            <w:pPr>
+              <w:jc w:val="center"/>
+            </w:pPr>
+            <w:r>
+              <w:rPr>
+                <w:b/>
+                <w:sz w:val="15"/>
+              </w:rPr>
+              <w:t>+11 Sıra Yükseldi</w:t>
+            </w:r>
+          </w:p>
+        </w:tc>
+        <w:tc>
+          <w:tcPr>
+            <w:tcW w:type="dxa" w:w="2160"/>
+            <w:tcMar>
+              <w:top w:w="20" w:type="dxa"/>
+              <w:bottom w:w="20" w:type="dxa"/>
+              <w:left w:w="35" w:type="dxa"/>
+              <w:right w:w="35" w:type="dxa"/>
+            </w:tcMar>
+          </w:tcPr>
+          <w:p>
+            <w:pPr>
+              <w:jc w:val="center"/>
+            </w:pPr>
+            <w:r>
+              <w:rPr>
+                <w:sz w:val="15"/>
+              </w:rPr>
+              <w:t>Sınıf İçi Başarı</w:t>
+            </w:r>
+          </w:p>
+        </w:tc>
+      </w:tr>
+      <w:tr>
+        <w:tc>
+          <w:tcPr>
+            <w:tcW w:type="dxa" w:w="2160"/>
+            <w:tcMar>
+              <w:top w:w="20" w:type="dxa"/>
+              <w:bottom w:w="20" w:type="dxa"/>
+              <w:left w:w="35" w:type="dxa"/>
+              <w:right w:w="35" w:type="dxa"/>
+            </w:tcMar>
+          </w:tcPr>
+          <w:p>
+            <w:pPr>
+              <w:jc w:val="left"/>
+            </w:pPr>
+            <w:r>
+              <w:rPr>
+                <w:sz w:val="15"/>
+              </w:rPr>
+              <w:t>Okul Derecesi</w:t>
+            </w:r>
+          </w:p>
+        </w:tc>
+        <w:tc>
+          <w:tcPr>
+            <w:tcW w:type="dxa" w:w="2160"/>
+            <w:tcMar>
+              <w:top w:w="20" w:type="dxa"/>
+              <w:bottom w:w="20" w:type="dxa"/>
+              <w:left w:w="35" w:type="dxa"/>
+              <w:right w:w="35" w:type="dxa"/>
+            </w:tcMar>
+          </w:tcPr>
+          <w:p>
+            <w:pPr>
+              <w:jc w:val="center"/>
+            </w:pPr>
+            <w:r>
+              <w:rPr>
+                <w:sz w:val="15"/>
+              </w:rPr>
+              <w:t>90. Sıra / 110</w:t>
+            </w:r>
+          </w:p>
+        </w:tc>
+        <w:tc>
+          <w:tcPr>
+            <w:tcW w:type="dxa" w:w="2160"/>
+            <w:tcMar>
+              <w:top w:w="20" w:type="dxa"/>
+              <w:bottom w:w="20" w:type="dxa"/>
+              <w:left w:w="35" w:type="dxa"/>
+              <w:right w:w="35" w:type="dxa"/>
+            </w:tcMar>
+          </w:tcPr>
+          <w:p>
+            <w:pPr>
+              <w:jc w:val="center"/>
+            </w:pPr>
+            <w:r>
+              <w:rPr>
+                <w:sz w:val="15"/>
+              </w:rPr>
+              <w:t>26. Sıra / 56</w:t>
+            </w:r>
+          </w:p>
+        </w:tc>
+        <w:tc>
+          <w:tcPr>
+            <w:tcW w:type="dxa" w:w="2160"/>
+            <w:tcMar>
+              <w:top w:w="20" w:type="dxa"/>
+              <w:bottom w:w="20" w:type="dxa"/>
+              <w:left w:w="35" w:type="dxa"/>
+              <w:right w:w="35" w:type="dxa"/>
+            </w:tcMar>
+            <w:shd w:fill="E8F8F5"/>
+          </w:tcPr>
+          <w:p>
+            <w:pPr>
+              <w:jc w:val="center"/>
+            </w:pPr>
+            <w:r>
+              <w:rPr>
+                <w:b/>
+                <w:sz w:val="15"/>
+              </w:rPr>
+              <w:t>+64 Sıra Yükseldi</w:t>
+            </w:r>
+          </w:p>
+        </w:tc>
+        <w:tc>
+          <w:tcPr>
+            <w:tcW w:type="dxa" w:w="2160"/>
+            <w:tcMar>
+              <w:top w:w="20" w:type="dxa"/>
+              <w:bottom w:w="20" w:type="dxa"/>
+              <w:left w:w="35" w:type="dxa"/>
+              <w:right w:w="35" w:type="dxa"/>
+            </w:tcMar>
+          </w:tcPr>
+          <w:p>
+            <w:pPr>
+              <w:jc w:val="center"/>
+            </w:pPr>
+            <w:r>
+              <w:rPr>
+                <w:sz w:val="15"/>
+              </w:rPr>
+              <w:t>Okul İçi Başarı</w:t>
             </w:r>
           </w:p>
         </w:tc>
@@ -1535,9 +2157,568 @@
         <w:rPr>
           <w:b/>
           <w:color w:val="006666"/>
+          <w:sz w:val="16"/>
+        </w:rPr>
+        <w:t>Branş Bazlı Net Değişim Tablosu:</w:t>
+      </w:r>
+    </w:p>
+    <w:tbl>
+      <w:tblPr>
+        <w:tblW w:type="auto" w:w="0"/>
+        <w:jc w:val="center"/>
+        <w:tblLook w:firstColumn="1" w:firstRow="1" w:lastColumn="0" w:lastRow="0" w:noHBand="0" w:noVBand="1" w:val="04A0"/>
+        <w:tblBorders>
+          <w:top w:val="single" w:sz="4" w:space="0" w:color="B0C4DE"/>
+          <w:left w:val="single" w:sz="4" w:space="0" w:color="B0C4DE"/>
+          <w:bottom w:val="single" w:sz="4" w:space="0" w:color="B0C4DE"/>
+          <w:right w:val="single" w:sz="4" w:space="0" w:color="B0C4DE"/>
+          <w:insideH w:val="single" w:sz="4" w:space="0" w:color="B0C4DE"/>
+          <w:insideV w:val="single" w:sz="4" w:space="0" w:color="B0C4DE"/>
+        </w:tblBorders>
+      </w:tblPr>
+      <w:tblGrid>
+        <w:gridCol w:w="1543"/>
+        <w:gridCol w:w="1543"/>
+        <w:gridCol w:w="1543"/>
+        <w:gridCol w:w="1543"/>
+        <w:gridCol w:w="1543"/>
+        <w:gridCol w:w="1543"/>
+        <w:gridCol w:w="1543"/>
+      </w:tblGrid>
+      <w:tr>
+        <w:tc>
+          <w:tcPr>
+            <w:tcW w:type="dxa" w:w="1543"/>
+            <w:shd w:fill="1F497D"/>
+            <w:tcMar>
+              <w:top w:w="20" w:type="dxa"/>
+              <w:bottom w:w="20" w:type="dxa"/>
+              <w:left w:w="30" w:type="dxa"/>
+              <w:right w:w="30" w:type="dxa"/>
+            </w:tcMar>
+          </w:tcPr>
+          <w:p>
+            <w:pPr>
+              <w:jc w:val="center"/>
+            </w:pPr>
+            <w:r>
+              <w:rPr>
+                <w:b/>
+                <w:color w:val="FFFFFF"/>
+                <w:sz w:val="15"/>
+              </w:rPr>
+              <w:t>Deneme Sınavı</w:t>
+            </w:r>
+          </w:p>
+        </w:tc>
+        <w:tc>
+          <w:tcPr>
+            <w:tcW w:type="dxa" w:w="1543"/>
+            <w:shd w:fill="1F497D"/>
+            <w:tcMar>
+              <w:top w:w="20" w:type="dxa"/>
+              <w:bottom w:w="20" w:type="dxa"/>
+              <w:left w:w="30" w:type="dxa"/>
+              <w:right w:w="30" w:type="dxa"/>
+            </w:tcMar>
+          </w:tcPr>
+          <w:p>
+            <w:pPr>
+              <w:jc w:val="center"/>
+            </w:pPr>
+            <w:r>
+              <w:rPr>
+                <w:b/>
+                <w:color w:val="FFFFFF"/>
+                <w:sz w:val="15"/>
+              </w:rPr>
+              <w:t>Türkçe</w:t>
+            </w:r>
+          </w:p>
+        </w:tc>
+        <w:tc>
+          <w:tcPr>
+            <w:tcW w:type="dxa" w:w="1543"/>
+            <w:shd w:fill="1F497D"/>
+            <w:tcMar>
+              <w:top w:w="20" w:type="dxa"/>
+              <w:bottom w:w="20" w:type="dxa"/>
+              <w:left w:w="30" w:type="dxa"/>
+              <w:right w:w="30" w:type="dxa"/>
+            </w:tcMar>
+          </w:tcPr>
+          <w:p>
+            <w:pPr>
+              <w:jc w:val="center"/>
+            </w:pPr>
+            <w:r>
+              <w:rPr>
+                <w:b/>
+                <w:color w:val="FFFFFF"/>
+                <w:sz w:val="15"/>
+              </w:rPr>
+              <w:t>İnkılap</w:t>
+            </w:r>
+          </w:p>
+        </w:tc>
+        <w:tc>
+          <w:tcPr>
+            <w:tcW w:type="dxa" w:w="1543"/>
+            <w:shd w:fill="1F497D"/>
+            <w:tcMar>
+              <w:top w:w="20" w:type="dxa"/>
+              <w:bottom w:w="20" w:type="dxa"/>
+              <w:left w:w="30" w:type="dxa"/>
+              <w:right w:w="30" w:type="dxa"/>
+            </w:tcMar>
+          </w:tcPr>
+          <w:p>
+            <w:pPr>
+              <w:jc w:val="center"/>
+            </w:pPr>
+            <w:r>
+              <w:rPr>
+                <w:b/>
+                <w:color w:val="FFFFFF"/>
+                <w:sz w:val="15"/>
+              </w:rPr>
+              <w:t>Din Kül.</w:t>
+            </w:r>
+          </w:p>
+        </w:tc>
+        <w:tc>
+          <w:tcPr>
+            <w:tcW w:type="dxa" w:w="1543"/>
+            <w:shd w:fill="1F497D"/>
+            <w:tcMar>
+              <w:top w:w="20" w:type="dxa"/>
+              <w:bottom w:w="20" w:type="dxa"/>
+              <w:left w:w="30" w:type="dxa"/>
+              <w:right w:w="30" w:type="dxa"/>
+            </w:tcMar>
+          </w:tcPr>
+          <w:p>
+            <w:pPr>
+              <w:jc w:val="center"/>
+            </w:pPr>
+            <w:r>
+              <w:rPr>
+                <w:b/>
+                <w:color w:val="FFFFFF"/>
+                <w:sz w:val="15"/>
+              </w:rPr>
+              <w:t>İngilizce</w:t>
+            </w:r>
+          </w:p>
+        </w:tc>
+        <w:tc>
+          <w:tcPr>
+            <w:tcW w:type="dxa" w:w="1543"/>
+            <w:shd w:fill="1F497D"/>
+            <w:tcMar>
+              <w:top w:w="20" w:type="dxa"/>
+              <w:bottom w:w="20" w:type="dxa"/>
+              <w:left w:w="30" w:type="dxa"/>
+              <w:right w:w="30" w:type="dxa"/>
+            </w:tcMar>
+          </w:tcPr>
+          <w:p>
+            <w:pPr>
+              <w:jc w:val="center"/>
+            </w:pPr>
+            <w:r>
+              <w:rPr>
+                <w:b/>
+                <w:color w:val="FFFFFF"/>
+                <w:sz w:val="15"/>
+              </w:rPr>
+              <w:t>Matematik</w:t>
+            </w:r>
+          </w:p>
+        </w:tc>
+        <w:tc>
+          <w:tcPr>
+            <w:tcW w:type="dxa" w:w="1543"/>
+            <w:shd w:fill="1F497D"/>
+            <w:tcMar>
+              <w:top w:w="20" w:type="dxa"/>
+              <w:bottom w:w="20" w:type="dxa"/>
+              <w:left w:w="30" w:type="dxa"/>
+              <w:right w:w="30" w:type="dxa"/>
+            </w:tcMar>
+          </w:tcPr>
+          <w:p>
+            <w:pPr>
+              <w:jc w:val="center"/>
+            </w:pPr>
+            <w:r>
+              <w:rPr>
+                <w:b/>
+                <w:color w:val="FFFFFF"/>
+                <w:sz w:val="15"/>
+              </w:rPr>
+              <w:t>Fen Bil.</w:t>
+            </w:r>
+          </w:p>
+        </w:tc>
+      </w:tr>
+      <w:tr>
+        <w:tc>
+          <w:tcPr>
+            <w:tcW w:type="dxa" w:w="1543"/>
+            <w:tcMar>
+              <w:top w:w="15" w:type="dxa"/>
+              <w:bottom w:w="15" w:type="dxa"/>
+              <w:left w:w="25" w:type="dxa"/>
+              <w:right w:w="25" w:type="dxa"/>
+            </w:tcMar>
+          </w:tcPr>
+          <w:p>
+            <w:pPr>
+              <w:jc w:val="center"/>
+            </w:pPr>
+            <w:r>
+              <w:rPr>
+                <w:sz w:val="15"/>
+              </w:rPr>
+              <w:t>1. PARAF LGS 1</w:t>
+            </w:r>
+          </w:p>
+        </w:tc>
+        <w:tc>
+          <w:tcPr>
+            <w:tcW w:type="dxa" w:w="1543"/>
+            <w:tcMar>
+              <w:top w:w="15" w:type="dxa"/>
+              <w:bottom w:w="15" w:type="dxa"/>
+              <w:left w:w="25" w:type="dxa"/>
+              <w:right w:w="25" w:type="dxa"/>
+            </w:tcMar>
+          </w:tcPr>
+          <w:p>
+            <w:pPr>
+              <w:jc w:val="center"/>
+            </w:pPr>
+            <w:r>
+              <w:rPr>
+                <w:sz w:val="15"/>
+              </w:rPr>
+              <w:t>-2.33</w:t>
+            </w:r>
+          </w:p>
+        </w:tc>
+        <w:tc>
+          <w:tcPr>
+            <w:tcW w:type="dxa" w:w="1543"/>
+            <w:tcMar>
+              <w:top w:w="15" w:type="dxa"/>
+              <w:bottom w:w="15" w:type="dxa"/>
+              <w:left w:w="25" w:type="dxa"/>
+              <w:right w:w="25" w:type="dxa"/>
+            </w:tcMar>
+          </w:tcPr>
+          <w:p>
+            <w:pPr>
+              <w:jc w:val="center"/>
+            </w:pPr>
+            <w:r>
+              <w:rPr>
+                <w:sz w:val="15"/>
+              </w:rPr>
+              <w:t>3.33</w:t>
+            </w:r>
+          </w:p>
+        </w:tc>
+        <w:tc>
+          <w:tcPr>
+            <w:tcW w:type="dxa" w:w="1543"/>
+            <w:tcMar>
+              <w:top w:w="15" w:type="dxa"/>
+              <w:bottom w:w="15" w:type="dxa"/>
+              <w:left w:w="25" w:type="dxa"/>
+              <w:right w:w="25" w:type="dxa"/>
+            </w:tcMar>
+          </w:tcPr>
+          <w:p>
+            <w:pPr>
+              <w:jc w:val="center"/>
+            </w:pPr>
+            <w:r>
+              <w:rPr>
+                <w:sz w:val="15"/>
+              </w:rPr>
+              <w:t>-0.67</w:t>
+            </w:r>
+          </w:p>
+        </w:tc>
+        <w:tc>
+          <w:tcPr>
+            <w:tcW w:type="dxa" w:w="1543"/>
+            <w:tcMar>
+              <w:top w:w="15" w:type="dxa"/>
+              <w:bottom w:w="15" w:type="dxa"/>
+              <w:left w:w="25" w:type="dxa"/>
+              <w:right w:w="25" w:type="dxa"/>
+            </w:tcMar>
+          </w:tcPr>
+          <w:p>
+            <w:pPr>
+              <w:jc w:val="center"/>
+            </w:pPr>
+            <w:r>
+              <w:rPr>
+                <w:sz w:val="15"/>
+              </w:rPr>
+              <w:t>6.00</w:t>
+            </w:r>
+          </w:p>
+        </w:tc>
+        <w:tc>
+          <w:tcPr>
+            <w:tcW w:type="dxa" w:w="1543"/>
+            <w:tcMar>
+              <w:top w:w="15" w:type="dxa"/>
+              <w:bottom w:w="15" w:type="dxa"/>
+              <w:left w:w="25" w:type="dxa"/>
+              <w:right w:w="25" w:type="dxa"/>
+            </w:tcMar>
+          </w:tcPr>
+          <w:p>
+            <w:pPr>
+              <w:jc w:val="center"/>
+            </w:pPr>
+            <w:r>
+              <w:rPr>
+                <w:sz w:val="15"/>
+              </w:rPr>
+              <w:t>2.67</w:t>
+            </w:r>
+          </w:p>
+        </w:tc>
+        <w:tc>
+          <w:tcPr>
+            <w:tcW w:type="dxa" w:w="1543"/>
+            <w:tcMar>
+              <w:top w:w="15" w:type="dxa"/>
+              <w:bottom w:w="15" w:type="dxa"/>
+              <w:left w:w="25" w:type="dxa"/>
+              <w:right w:w="25" w:type="dxa"/>
+            </w:tcMar>
+          </w:tcPr>
+          <w:p>
+            <w:pPr>
+              <w:jc w:val="center"/>
+            </w:pPr>
+            <w:r>
+              <w:rPr>
+                <w:sz w:val="15"/>
+              </w:rPr>
+              <w:t>7.33</w:t>
+            </w:r>
+          </w:p>
+        </w:tc>
+      </w:tr>
+      <w:tr>
+        <w:tc>
+          <w:tcPr>
+            <w:tcW w:type="dxa" w:w="1543"/>
+            <w:tcMar>
+              <w:top w:w="15" w:type="dxa"/>
+              <w:bottom w:w="15" w:type="dxa"/>
+              <w:left w:w="25" w:type="dxa"/>
+              <w:right w:w="25" w:type="dxa"/>
+            </w:tcMar>
+          </w:tcPr>
+          <w:p>
+            <w:pPr>
+              <w:jc w:val="center"/>
+            </w:pPr>
+            <w:r>
+              <w:rPr>
+                <w:b/>
+                <w:sz w:val="15"/>
+              </w:rPr>
+              <w:t>Net Farkı (+/-)</w:t>
+            </w:r>
+          </w:p>
+        </w:tc>
+        <w:tc>
+          <w:tcPr>
+            <w:tcW w:type="dxa" w:w="1543"/>
+            <w:tcMar>
+              <w:top w:w="15" w:type="dxa"/>
+              <w:bottom w:w="15" w:type="dxa"/>
+              <w:left w:w="25" w:type="dxa"/>
+              <w:right w:w="25" w:type="dxa"/>
+            </w:tcMar>
+            <w:shd w:fill="E8F8F5"/>
+          </w:tcPr>
+          <w:p>
+            <w:pPr>
+              <w:jc w:val="center"/>
+            </w:pPr>
+            <w:r>
+              <w:rPr>
+                <w:b/>
+                <w:sz w:val="15"/>
+              </w:rPr>
+              <w:t>+15.66</w:t>
+            </w:r>
+          </w:p>
+        </w:tc>
+        <w:tc>
+          <w:tcPr>
+            <w:tcW w:type="dxa" w:w="1543"/>
+            <w:tcMar>
+              <w:top w:w="15" w:type="dxa"/>
+              <w:bottom w:w="15" w:type="dxa"/>
+              <w:left w:w="25" w:type="dxa"/>
+              <w:right w:w="25" w:type="dxa"/>
+            </w:tcMar>
+          </w:tcPr>
+          <w:p>
+            <w:pPr>
+              <w:jc w:val="center"/>
+            </w:pPr>
+            <w:r>
+              <w:rPr>
+                <w:b/>
+                <w:sz w:val="15"/>
+              </w:rPr>
+              <w:t>+0.00</w:t>
+            </w:r>
+          </w:p>
+        </w:tc>
+        <w:tc>
+          <w:tcPr>
+            <w:tcW w:type="dxa" w:w="1543"/>
+            <w:tcMar>
+              <w:top w:w="15" w:type="dxa"/>
+              <w:bottom w:w="15" w:type="dxa"/>
+              <w:left w:w="25" w:type="dxa"/>
+              <w:right w:w="25" w:type="dxa"/>
+            </w:tcMar>
+            <w:shd w:fill="E8F8F5"/>
+          </w:tcPr>
+          <w:p>
+            <w:pPr>
+              <w:jc w:val="center"/>
+            </w:pPr>
+            <w:r>
+              <w:rPr>
+                <w:b/>
+                <w:sz w:val="15"/>
+              </w:rPr>
+              <w:t>+2.67</w:t>
+            </w:r>
+          </w:p>
+        </w:tc>
+        <w:tc>
+          <w:tcPr>
+            <w:tcW w:type="dxa" w:w="1543"/>
+            <w:tcMar>
+              <w:top w:w="15" w:type="dxa"/>
+              <w:bottom w:w="15" w:type="dxa"/>
+              <w:left w:w="25" w:type="dxa"/>
+              <w:right w:w="25" w:type="dxa"/>
+            </w:tcMar>
+            <w:shd w:fill="FDEDEC"/>
+          </w:tcPr>
+          <w:p>
+            <w:pPr>
+              <w:jc w:val="center"/>
+            </w:pPr>
+            <w:r>
+              <w:rPr>
+                <w:b/>
+                <w:sz w:val="15"/>
+              </w:rPr>
+              <w:t>-1.33</w:t>
+            </w:r>
+          </w:p>
+        </w:tc>
+        <w:tc>
+          <w:tcPr>
+            <w:tcW w:type="dxa" w:w="1543"/>
+            <w:tcMar>
+              <w:top w:w="15" w:type="dxa"/>
+              <w:bottom w:w="15" w:type="dxa"/>
+              <w:left w:w="25" w:type="dxa"/>
+              <w:right w:w="25" w:type="dxa"/>
+            </w:tcMar>
+            <w:shd w:fill="E8F8F5"/>
+          </w:tcPr>
+          <w:p>
+            <w:pPr>
+              <w:jc w:val="center"/>
+            </w:pPr>
+            <w:r>
+              <w:rPr>
+                <w:b/>
+                <w:sz w:val="15"/>
+              </w:rPr>
+              <w:t>+9.33</w:t>
+            </w:r>
+          </w:p>
+        </w:tc>
+        <w:tc>
+          <w:tcPr>
+            <w:tcW w:type="dxa" w:w="1543"/>
+            <w:tcMar>
+              <w:top w:w="15" w:type="dxa"/>
+              <w:bottom w:w="15" w:type="dxa"/>
+              <w:left w:w="25" w:type="dxa"/>
+              <w:right w:w="25" w:type="dxa"/>
+            </w:tcMar>
+            <w:shd w:fill="E8F8F5"/>
+          </w:tcPr>
+          <w:p>
+            <w:pPr>
+              <w:jc w:val="center"/>
+            </w:pPr>
+            <w:r>
+              <w:rPr>
+                <w:b/>
+                <w:sz w:val="15"/>
+              </w:rPr>
+              <w:t>+2.00</w:t>
+            </w:r>
+          </w:p>
+        </w:tc>
+      </w:tr>
+    </w:tbl>
+    <w:p>
+      <w:pPr>
+        <w:spacing w:before="40" w:after="40"/>
+      </w:pPr>
+      <w:r>
+        <w:rPr>
+          <w:b/>
+          <w:color w:val="0E6655"/>
+          <w:sz w:val="16"/>
+        </w:rPr>
+        <w:t xml:space="preserve">⭐ En Yüksek Artış: Türkçe (+15.66 Net)  |  </w:t>
+      </w:r>
+      <w:r>
+        <w:rPr>
+          <w:b/>
+          <w:color w:val="B41414"/>
+          <w:sz w:val="16"/>
+        </w:rPr>
+        <w:t>⚠️ Takip / Müdahale Alanı: İngilizce (-1.33 Net)</w:t>
+      </w:r>
+    </w:p>
+    <w:p>
+      <w:pPr>
+        <w:spacing w:before="60" w:after="20"/>
+      </w:pPr>
+      <w:r>
+        <w:rPr>
+          <w:b/>
+          <w:color w:val="006666"/>
           <w:sz w:val="18"/>
         </w:rPr>
-        <w:t>1. GENEL KAZANIM BAŞARI VE EKSİK ENVANTERİ</w:t>
+        <w:t>2. GENEL KAZANIM BAŞARI VE EKSİK ENVANTERİ</w:t>
       </w:r>
     </w:p>
     <w:p>
@@ -1557,7 +2738,7 @@
           <w:color w:val="B41414"/>
           <w:sz w:val="16"/>
         </w:rPr>
-        <w:t>Türkçe: Sözcük ve Sözcük Gruplarında Anlam, Türkçe: Hikâyenin Unsurları - 5N 1K, Türkçe: Cümle Yorumlama-Örtülü Anlam, Türkçe: Öznel ve Nesnel Anlatımlı Cümleler, Türkçe: Deyimler, Türkçe: Tablo ve Grafik Yorumlama, Türkçe: FİİLİMSİLER, Türkçe: Sebep-Sonuç, Amaç-Sonuç Cümleleri, Türkçe: Soru-Cevap, Türkçe: Büyük Harflerin Kullanıldığı Yerler, Türkçe: Nokta, Virgül, Noktalı Virgül, Türkçe: Konu-Başlık, Türkçe: Metin Tamamlama-Metin Oluşturma, Din Kültürü: 1. Kader ve Kaza İnancı, Din Kültürü: 5. Bir Ayet Tanıyorum: Ayet El- Kürsi ve Anlamı, Din Kültürü: 4. Bir Peygamber Tanıyorum: Hz. Musa (A.S.)</w:t>
+        <w:t>İnkılap Tarihi: 20. Yüzyıl Başlarında Osmanlı, İngilizce: The Internet, Fen Bilimleri: DNA ve Genetik Kod</w:t>
       </w:r>
     </w:p>
     <w:p>
@@ -1576,7 +2757,7 @@
         <w:rPr>
           <w:sz w:val="16"/>
         </w:rPr>
-        <w:t>İnkılap Tarihi: Mavi Gözlü Çocuk: Mustafa (%33), İnkılap Tarihi: Uyanan Avrupa ve Sarsılan Osmanlı (%33), Din Kültürü: 3. Kaderle İlgili Kavramlar (%33), Matematik: Verilen Pozitif Tam Sayıların Pozitif Tam Sayı Çarpanlarını Bulur, Pozitif Tam Sayıların Pozitif Tam Sayı Çarpanlarını Üslü İfadelerin Çarpımı Şeklinde Yazar. (%25), Matematik: İki Doğal Sayının En Büyük Ortak Bölenini (Ebob) ve En Küçük Ortak Katını (Ekok) Hesaplar, İlgili Problemleri Çözer. (%14), Fen Bilimleri: Mevsimlerin Oluşumu (%36)</w:t>
+        <w:t>Din Kültürü: Kaza Ve Kader (%40), Din Kültürü: İnsanın Özgürlüğü Ve Sorumluluğu (%33), Fen Bilimleri: DNA ve Yapısı (%33)</w:t>
       </w:r>
     </w:p>
     <w:p>
@@ -1596,7 +2777,7 @@
           <w:color w:val="0E6655"/>
           <w:sz w:val="16"/>
         </w:rPr>
-        <w:t>7 adet kazanımda %100 tam başarı sağlandı.</w:t>
+        <w:t>12 adet kazanımda %100 tam başarı sağlandı.</w:t>
       </w:r>
     </w:p>
     <w:p>
@@ -1609,7 +2790,7 @@
           <w:color w:val="1F497D"/>
           <w:sz w:val="18"/>
         </w:rPr>
-        <w:t>2. TÜM DERSLER İÇİN KİŞİSELLEŞTİRİLMİŞ BRANŞ GELİŞİM REÇETELERİ</w:t>
+        <w:t>3. TÜM DERSLER İÇİN KİŞİSELLEŞTİRİLMİŞ BRANŞ GELİŞİM REÇETELERİ</w:t>
       </w:r>
     </w:p>
     <w:tbl>
@@ -1659,7 +2840,7 @@
                 <w:color w:val="3C3C3C"/>
                 <w:sz w:val="15"/>
               </w:rPr>
-              <w:t>[Net: 7.33 | D: 10 | Y: 8 | B: 2 | Başarı: %36.6]</w:t>
+              <w:t>[Net: 9.33 | D: 12 | Y: 8 | B: 0 | Başarı: %46.7]</w:t>
             </w:r>
           </w:p>
         </w:tc>
@@ -1691,7 +2872,26 @@
               <w:rPr>
                 <w:sz w:val="15"/>
               </w:rPr>
-              <w:t>Mevsimlerin Oluşumu: %35.7 | İklim ve Hava Hareketleri: %83.3</w:t>
+              <w:t>Mevsimlerin Oluşumu: %70.0 | DNA ve Genetik Kod: %0.0 | İklim ve Hava Olayları: %60.0 | DNA ve Yapısı: %33.3 | DNA'nı Eşlenmesi: %100.0</w:t>
+            </w:r>
+          </w:p>
+          <w:p>
+            <w:pPr>
+              <w:spacing w:after="20"/>
+            </w:pPr>
+            <w:r>
+              <w:rPr>
+                <w:b/>
+                <w:color w:val="B41414"/>
+                <w:sz w:val="15"/>
+              </w:rPr>
+              <w:t xml:space="preserve">🔴 Sıfır Çekilen Kazanımlar (%0): </w:t>
+            </w:r>
+            <w:r>
+              <w:rPr>
+                <w:sz w:val="15"/>
+              </w:rPr>
+              <w:t>DNA ve Genetik Kod</w:t>
             </w:r>
           </w:p>
           <w:p>
@@ -1710,7 +2910,7 @@
               <w:rPr>
                 <w:sz w:val="15"/>
               </w:rPr>
-              <w:t>Mevsimlerin Oluşumu (%36), İklim ve Hava Hareketleri (%83)</w:t>
+              <w:t>Mevsimlerin Oluşumu (%70), İklim ve Hava Olayları (%60), DNA ve Yapısı (%33)</w:t>
             </w:r>
           </w:p>
           <w:p>
@@ -1729,7 +2929,7 @@
               <w:rPr>
                 <w:sz w:val="15"/>
               </w:rPr>
-              <w:t>Fen Bilimleri netin: 7.33 (10 Doğru, 8 Yanlış, 2 Boş). Fen Bilimleri dersi öncelikli müdahale alanındır (7.33 Net, 8 Yanlış). Kesin Kural: Emin olmadığın soruları rastgele tahminle işaretleme; bilmediğini boş bırakmak dahi netini hemen yükseltecektir. 'Mevsimlerin Oluşumu' (%36) temel kavramlarını sıfırdan çalış. Haftalık 30 temel seviye kazanım sorusu çöz ve yapamadığın her soruyu öğretmenine sor.</w:t>
+              <w:t>Fen Bilimleri netin: 9.33 (12 Doğru, 8 Yanlış, 0 Boş). Sağlam bir altyapın var ancak 8 yanlış netini aşağı çekmiş. Özellikle 'Mevsimlerin Oluşumu' konusundaki (%70) 21 Haziran/21 Aralık gün dönümleri ve birim alana düşen enerji miktarı şemalarını 3D simülasyonla tekrar etmelisin. 'İklim ve Hava Hareketleri' konusunda (%60) yüksek basınçtan alçak basınca yatay hava akımı (rüzgar) ilişkisini netleştirmelisin. Deney sorularında bağımsız değişkeni kenara yaz; haftalık 45 fen sorusu çöz.</w:t>
             </w:r>
           </w:p>
           <w:p>
@@ -1742,20 +2942,20 @@
                 <w:color w:val="C0392B"/>
                 <w:sz w:val="15"/>
               </w:rPr>
-              <w:t xml:space="preserve">📺 Önerilen YouTube Desteği (Temel Seviye): </w:t>
+              <w:t xml:space="preserve">📺 Önerilen YouTube Desteği (Orta Seviye): </w:t>
             </w:r>
             <w:r>
               <w:rPr>
                 <w:b/>
                 <w:sz w:val="15"/>
               </w:rPr>
-              <w:t xml:space="preserve">Kanal: Derslike | </w:t>
+              <w:t xml:space="preserve">Kanal: Mehmet Hoca ile Fen | </w:t>
             </w:r>
             <w:r>
               <w:rPr>
                 <w:sz w:val="15"/>
               </w:rPr>
-              <w:t>Odak: Görsel ve 3D Animasyonlu Temel Anlatım. Taktik: Mevsimler ve İklim konularındaki 3D modellemeleri ve Güneş ışınlarının geliş açılarını dikkatle izle.</w:t>
+              <w:t>Odak: Kazanım Pekiştirme &amp; Deney Analizi. Taktik: Deney sorularındaki bağımsız/bağımlı/kontrol değişkeni çözüm adımlarını birebir uygula.</w:t>
             </w:r>
           </w:p>
         </w:tc>
@@ -1813,7 +3013,7 @@
                 <w:color w:val="3C3C3C"/>
                 <w:sz w:val="15"/>
               </w:rPr>
-              <w:t>[Net: 2.67 | D: 7 | Y: 13 | B: 0 | Başarı: %13.4]</w:t>
+              <w:t>[Net: 12.00 | D: 14 | Y: 6 | B: 0 | Başarı: %60.0]</w:t>
             </w:r>
           </w:p>
         </w:tc>
@@ -1845,7 +3045,7 @@
               <w:rPr>
                 <w:sz w:val="15"/>
               </w:rPr>
-              <w:t>Çarpanlar ve Katlar / Asal Çarpanlar: %25 | EBOB-EKOK Problemleri: %14 | Üslü İfadeler Temel Kuralları: %50 | Aralarında Asal Sayılar: %67 | Tam Sayı Kuvvetleri (Negatif Üs): %50</w:t>
+              <w:t>Çarpanlar ve Katlar: %57 | Ebob-Ekok Problemleri: %100 | Üslü İfadeler: %67</w:t>
             </w:r>
           </w:p>
           <w:p>
@@ -1864,7 +3064,7 @@
               <w:rPr>
                 <w:sz w:val="15"/>
               </w:rPr>
-              <w:t>Çarpanlar ve Katlar / Asal Çarpanlar (%25), EBOB-EKOK Problemleri (%14), Üslü İfadeler Temel Kuralları (%50), Aralarında Asal Sayılar (%67), Tam Sayı Kuvvetleri (Negatif Üs) (%50)</w:t>
+              <w:t>Çarpanlar ve Katlar (%57), Üslü İfadeler (%67)</w:t>
             </w:r>
           </w:p>
           <w:p>
@@ -1883,7 +3083,7 @@
               <w:rPr>
                 <w:sz w:val="15"/>
               </w:rPr>
-              <w:t xml:space="preserve">Matematik netin: 2.67 (7 Doğru, 13 Yanlış, 0 Boş). Matematik dersi LGS başarında en kritik sıçrama alanındır (2.67 Net, 13 Yanlış). Stratejik Kural: Bilmediğin soruyu boş bırakmak 0.33 net kazandırır; rastgele tahmin yapmayı derhal bırak! Öncelikle [Çarpanlar ve Katlar / Asal Çarpanlar, EBOB-EKOK Problemleri] konularındaki temel kazanım kavrama testlerini çöz. </w:t>
+              <w:t>Matematik netin: 12.00 (14 Doğru, 6 Yanlış, 0 Boş). Temel matematik altyapın oluşmuş ancak 6 yanlış ve 0 boş puanını sınırlamış. Kritik açıkların olan [Çarpanlar ve Katlar (%57), Üslü İfadeler (%67)] konularında 'Verilenleri Yaz -&gt; Şemayı Çiz -&gt; Matematiksel Modeli Kur' 3 adımlı protokolünü uygula. Günde en az 20 adet yeni nesil soru çözerek işlem hızını artır.</w:t>
             </w:r>
           </w:p>
           <w:p>
@@ -1896,20 +3096,20 @@
                 <w:color w:val="C0392B"/>
                 <w:sz w:val="15"/>
               </w:rPr>
-              <w:t xml:space="preserve">📺 Önerilen YouTube Desteği (Temel Seviye): </w:t>
+              <w:t xml:space="preserve">📺 Önerilen YouTube Desteği (Orta Seviye): </w:t>
             </w:r>
             <w:r>
               <w:rPr>
                 <w:b/>
                 <w:sz w:val="15"/>
               </w:rPr>
-              <w:t xml:space="preserve">Kanal: Partikül Matematik | </w:t>
+              <w:t xml:space="preserve">Kanal: İMT Hoca | </w:t>
             </w:r>
             <w:r>
               <w:rPr>
                 <w:sz w:val="15"/>
               </w:rPr>
-              <w:t>Odak: Temel Kavramlar &amp; Adım Adım Konu Anlatımı. Taktik: Videoyu durdurarak hocayla birlikte işlem yap; temel soru tiplerini not alıp kavrama testlerine geç.</w:t>
+              <w:t>Odak: Yeni Nesile Geçiş &amp; Soru Çözüm Taktikleri. Taktik: Yeni nesil sorularda verilenleri şemaya dökme ve matematiksel model kurma tekniklerine odaklan.</w:t>
             </w:r>
           </w:p>
         </w:tc>
@@ -1967,7 +3167,7 @@
                 <w:color w:val="3C3C3C"/>
                 <w:sz w:val="15"/>
               </w:rPr>
-              <w:t>[Net: -2.33 | D: 3 | Y: 16 | B: 1 | Başarı: %0.0]</w:t>
+              <w:t>[Net: 13.33 | D: 15 | Y: 5 | B: 0 | Başarı: %66.6]</w:t>
             </w:r>
           </w:p>
         </w:tc>
@@ -1999,7 +3199,7 @@
               <w:rPr>
                 <w:sz w:val="15"/>
               </w:rPr>
-              <w:t>3/16 Tam Başarı | Gelişim Alanları: Sözcük ve Sözcük Gruplarında Anlam: %0 | Hikâyenin Unsurları - 5N 1K: %0 | Cümle Yorumlama-Örtülü Anlam: %0 | Öznel ve Nesnel Anlatımlı Cümleler: %0</w:t>
+              <w:t>7/16 Tam Başarı | Gelişim Alanları: Sözcükte Anlam: %50 | Yazım Kuralları: %50 | Grafik ve Tablo Okuma: %50 | Fiilimsilerin İşlevi: %67</w:t>
             </w:r>
           </w:p>
           <w:p>
@@ -2009,16 +3209,16 @@
             <w:r>
               <w:rPr>
                 <w:b/>
-                <w:color w:val="B41414"/>
+                <w:color w:val="B46400"/>
                 <w:sz w:val="15"/>
               </w:rPr>
-              <w:t xml:space="preserve">🔴 Sıfır Çekilen Kazanımlar (%0): </w:t>
+              <w:t xml:space="preserve">🟡 Pekiştirilecek Kazanımlar (&lt;%100): </w:t>
             </w:r>
             <w:r>
               <w:rPr>
                 <w:sz w:val="15"/>
               </w:rPr>
-              <w:t>Sözcük ve Sözcük Gruplarında Anlam, Hikâyenin Unsurları - 5N 1K, Cümle Yorumlama-Örtülü Anlam, Öznel ve Nesnel Anlatımlı Cümleler, Deyimler, Tablo ve Grafik Yorumlama, FİİLİMSİLER, Sebep-Sonuç, Amaç-Sonuç Cümleleri, Soru-Cevap, Büyük Harflerin Kullanıldığı Yerler, Nokta, Virgül, Noktalı Virgül, Konu-Başlık, Metin Tamamlama-Metin Oluşturma</w:t>
+              <w:t>Sözcükte Anlam (%50), Yazım Kuralları (%50), Grafik ve Tablo Okuma (%50), Fiilimsilerin İşlevi (%67)</w:t>
             </w:r>
           </w:p>
           <w:p>
@@ -2037,7 +3237,7 @@
               <w:rPr>
                 <w:sz w:val="15"/>
               </w:rPr>
-              <w:t>Türkçe branş netin: -2.33 (3 Doğru, 16 Yanlış, 1 Boş). Türkçe branşında 16 yanlış ciddi bir net kaybına yol açmış (-2.33 Net). Acilen sıfır çektiğin [Sözcük ve Sözcük Gruplarında Anlam, Hikâyenin Unsurları - 5N 1K, Cümle Yorumlama-Örtülü Anlam] konularını konu fasikülünden çalış. Paragrafı kendi yorumunla değil metindeki kanıtla çöz; günde 20 paragraf + 10 dil bilgisi çöz.</w:t>
+              <w:t>Türkçe branş netin: 13.33 (15 Doğru, 5 Yanlış, 0 Boş). Ortalama üstü bir performans olmakla birlikte 5 yanlış başarı payını törpülemiş. Kısmi kayıp yaşadığın [Sözcükte Anlam (%50), Yazım Kuralları (%50)] alanlarında metindeki açık kanıtın altını çizerek çöz. Günde 20 paragraf sorusu çöz; iki şık arasında kaldığında işaretleme yapmayıp boş bırak.</w:t>
             </w:r>
           </w:p>
           <w:p>
@@ -2050,20 +3250,20 @@
                 <w:color w:val="C0392B"/>
                 <w:sz w:val="15"/>
               </w:rPr>
-              <w:t xml:space="preserve">📺 Önerilen YouTube Desteği (Temel Seviye): </w:t>
+              <w:t xml:space="preserve">📺 Önerilen YouTube Desteği (Orta Seviye): </w:t>
             </w:r>
             <w:r>
               <w:rPr>
                 <w:b/>
                 <w:sz w:val="15"/>
               </w:rPr>
-              <w:t xml:space="preserve">Kanal: Tonguç Akademi | </w:t>
+              <w:t xml:space="preserve">Kanal: Hız Yayınları veya Ebubekir Hoca | </w:t>
             </w:r>
             <w:r>
               <w:rPr>
                 <w:sz w:val="15"/>
               </w:rPr>
-              <w:t>Odak: Konu Kavrama &amp; Görsel Özetler. Taktik: Dil bilgisi ve metin türü kurallarını renkli kavram kartlarıyla not alarak çalış.</w:t>
+              <w:t>Odak: Paragraf Taktikleri &amp; Çeldirici Eleme. Taktik: Paragraf sorularında hocanın anahtar kelimeleri ve metin kanıtlarını nasıl çizdiğine dikkat et.</w:t>
             </w:r>
           </w:p>
         </w:tc>
@@ -2153,7 +3353,26 @@
               <w:rPr>
                 <w:sz w:val="15"/>
               </w:rPr>
-              <w:t>Mustafa Kemal'in Öğrenim Hayatı: %33 | Uyanan Avrupa ve Sarsılan Osmanlı: %33 | Mustafa Kemal'in Fikir Hayatını Etkileyen Olaylar: %100 | Mustafa Kemal'in Askerlik Hayatı: %67</w:t>
+              <w:t>20. Yüzyıl Başlarında Osmanlı: %0 | M. Kemal'in Fikir Hayatını Etkileyen Olay ve Kişiler: %50 | M. Kemal'in Çocukluk Dönemi ve Öğrenim Hayatı: %67 | M. Kemal'İn Askerlik Hayatı: %100</w:t>
+            </w:r>
+          </w:p>
+          <w:p>
+            <w:pPr>
+              <w:spacing w:after="20"/>
+            </w:pPr>
+            <w:r>
+              <w:rPr>
+                <w:b/>
+                <w:color w:val="B41414"/>
+                <w:sz w:val="15"/>
+              </w:rPr>
+              <w:t xml:space="preserve">🔴 Sıfır Çekilen Kazanımlar (%0): </w:t>
+            </w:r>
+            <w:r>
+              <w:rPr>
+                <w:sz w:val="15"/>
+              </w:rPr>
+              <w:t>20. Yüzyıl Başlarında Osmanlı</w:t>
             </w:r>
           </w:p>
           <w:p>
@@ -2172,7 +3391,7 @@
               <w:rPr>
                 <w:sz w:val="15"/>
               </w:rPr>
-              <w:t>Mustafa Kemal'in Öğrenim Hayatı (%33), Uyanan Avrupa ve Sarsılan Osmanlı (%33), Mustafa Kemal'in Askerlik Hayatı (%67)</w:t>
+              <w:t>M. Kemal'in Fikir Hayatını Etkileyen Olay ve Kişiler (%50), M. Kemal'in Çocukluk Dönemi ve Öğrenim Hayatı (%67)</w:t>
             </w:r>
           </w:p>
           <w:p>
@@ -2191,7 +3410,7 @@
               <w:rPr>
                 <w:sz w:val="15"/>
               </w:rPr>
-              <w:t>İnkılap Tarihi netin: 3.33 (5 Doğru, 5 Yanlış, 0 Boş). Hedeflenen seviyenin altında kalındı (3.33 Net). Pekiştirilmesi gereken [Mustafa Kemal'in Öğrenim Hayatı (%33), Uyanan Avrupa ve Sarsılan Osmanlı (%33), Mustafa Kemal'in Askerlik Hayatı (%67)] konularında kronoloji tablosu çıkar. Sorularda 'Yalnızca bu bilgiye göre' köklerine dikkat et; metne sadık kal. Haftalık 25 soru çöz.</w:t>
+              <w:t>İnkılap Tarihi netin: 3.33 (5 Doğru, 5 Yanlış, 0 Boş). Hedeflenen seviyenin altında kalındı (3.33 Net). Sıfır çektiğin [20. Yüzyıl Başlarında Osmanlı] konusundaki kavram haritalarını çalış. Pekiştirilmesi gereken [M. Kemal'in Fikir Hayatını Etkileyen Olay ve Kişiler (%50), M. Kemal'in Çocukluk Dönemi ve Öğrenim Hayatı (%67)] konularında kronoloji tablosu çıkar. Sorularda 'Yalnızca bu bilgiye göre' köklerine dikkat et; metne sadık kal. Haftalık 25 soru çöz.</w:t>
             </w:r>
           </w:p>
           <w:p>
@@ -2275,7 +3494,7 @@
                 <w:color w:val="3C3C3C"/>
                 <w:sz w:val="15"/>
               </w:rPr>
-              <w:t>[Net: -0.67 | D: 2 | Y: 8 | B: 0 | Başarı: %0.0]</w:t>
+              <w:t>[Net: 2.00 | D: 4 | Y: 6 | B: 0 | Başarı: %20.0]</w:t>
             </w:r>
           </w:p>
         </w:tc>
@@ -2307,26 +3526,7 @@
               <w:rPr>
                 <w:sz w:val="15"/>
               </w:rPr>
-              <w:t>Kader ve Kaza İnancı: %0 | İnsanın İradesi ve Kader: %50 | Kader Kavramları (Ömür, Ecel, Rızık, Tevekkül): %33 | Ayet el-Kürsi ve Anlamı: %0 | Hz. Musa (A.S.) ve Mücadelesi: %0</w:t>
-            </w:r>
-          </w:p>
-          <w:p>
-            <w:pPr>
-              <w:spacing w:after="20"/>
-            </w:pPr>
-            <w:r>
-              <w:rPr>
-                <w:b/>
-                <w:color w:val="B41414"/>
-                <w:sz w:val="15"/>
-              </w:rPr>
-              <w:t xml:space="preserve">🔴 Sıfır Çekilen Kazanımlar (%0): </w:t>
-            </w:r>
-            <w:r>
-              <w:rPr>
-                <w:sz w:val="15"/>
-              </w:rPr>
-              <w:t>Kader ve Kaza İnancı, Ayet el-Kürsi ve Anlamı, Hz. Musa (A.S.) ve Mücadelesi</w:t>
+              <w:t>Kaza Ve Kader: %40 | İnsanın Özgürlüğü Ve Sorumluluğu: %33 | Kaderle İlgili Kavramlar: %50</w:t>
             </w:r>
           </w:p>
           <w:p>
@@ -2345,7 +3545,7 @@
               <w:rPr>
                 <w:sz w:val="15"/>
               </w:rPr>
-              <w:t>İnsanın İradesi ve Kader (%50), Kader Kavramları (Ömür, Ecel, Rızık, Tevekkül) (%33)</w:t>
+              <w:t>Kaza Ve Kader (%40), İnsanın Özgürlüğü Ve Sorumluluğu (%33), Kaderle İlgili Kavramlar (%50)</w:t>
             </w:r>
           </w:p>
           <w:p>
@@ -2364,7 +3564,7 @@
               <w:rPr>
                 <w:sz w:val="15"/>
               </w:rPr>
-              <w:t>Din Kültürü netin: -0.67 (2 Doğru, 8 Yanlış, 0 Boş). Din Kültürü netin (-0.67) potansiyelinin altında. Sıfır çektiğin [Kader ve Kaza İnancı, Ayet el-Kürsi ve Anlamı, Hz. Musa (A.S.) ve Mücadelesi] konusunu mutlaka tekrar et. Kavram karmaşası yaşanan [İnsanın İradesi ve Kader (%50), Kader Kavramları (Ömür, Ecel, Rızık, Tevekkül) (%33)] alanlarına odaklan. Ömür, ecel, rızık, tevekkül, cüzi/külli irade kavramlarını sözlük kartlarına yazıp ezberle. Ayet-el Kürsi ana fikrine ve yasalara çalış.</w:t>
+              <w:t>Din Kültürü netin: 2.00 (4 Doğru, 6 Yanlış, 0 Boş). Din Kültürü netin (2.00) potansiyelinin altında. Kavram karmaşası yaşanan [Kaza Ve Kader (%40), İnsanın Özgürlüğü Ve Sorumluluğu (%33), Kaderle İlgili Kavramlar (%50)] alanlarına odaklan. Ömür, ecel, rızık, tevekkül, cüzi/külli irade kavramlarını sözlük kartlarına yazıp ezberle. Ayet-el Kürsi ana fikrine ve yasalara çalış.</w:t>
             </w:r>
           </w:p>
           <w:p>
@@ -2448,7 +3648,7 @@
                 <w:color w:val="3C3C3C"/>
                 <w:sz w:val="15"/>
               </w:rPr>
-              <w:t>[Net: 6.00 | D: 7 | Y: 3 | B: 0 | Başarı: %60.0]</w:t>
+              <w:t>[Net: 4.67 | D: 6 | Y: 4 | B: 0 | Başarı: %46.7]</w:t>
             </w:r>
           </w:p>
         </w:tc>
@@ -2480,7 +3680,26 @@
               <w:rPr>
                 <w:sz w:val="15"/>
               </w:rPr>
-              <w:t>Davet Kartları / Mektupları (Invitation): %100 | Daveti Kabul &amp; Reddetme Kalıpları: %50 | Basit Sorular Sorma (Simple Inquiries): %50 | Friendship Okuduğunu Anlama: %100 | Kişisel Özellikler / Sıfatlar (Qualities): %67 | Mazeret Bildirme ve Özür Dileme: %100</w:t>
+              <w:t>Teklif Yapma, Kabul Etme, Özür Dileme: %50 | Frıendshıp: %50 | The Internet: %0 | Tercihleri İfade Etme: %100 | Soru Cümlesi: %100</w:t>
+            </w:r>
+          </w:p>
+          <w:p>
+            <w:pPr>
+              <w:spacing w:after="20"/>
+            </w:pPr>
+            <w:r>
+              <w:rPr>
+                <w:b/>
+                <w:color w:val="B41414"/>
+                <w:sz w:val="15"/>
+              </w:rPr>
+              <w:t xml:space="preserve">🔴 Sıfır Çekilen Kazanımlar (%0): </w:t>
+            </w:r>
+            <w:r>
+              <w:rPr>
+                <w:sz w:val="15"/>
+              </w:rPr>
+              <w:t>The Internet</w:t>
             </w:r>
           </w:p>
           <w:p>
@@ -2499,7 +3718,7 @@
               <w:rPr>
                 <w:sz w:val="15"/>
               </w:rPr>
-              <w:t>Daveti Kabul &amp; Reddetme Kalıpları (%50), Basit Sorular Sorma (Simple Inquiries) (%50), Kişisel Özellikler / Sıfatlar (Qualities) (%67)</w:t>
+              <w:t>Teklif Yapma, Kabul Etme, Özür Dileme (%50), Frıendshıp (%50)</w:t>
             </w:r>
           </w:p>
           <w:p>
@@ -2518,7 +3737,7 @@
               <w:rPr>
                 <w:sz w:val="15"/>
               </w:rPr>
-              <w:t>İngilizce branş netin: 6.00 (7 Doğru, 3 Yanlış, 0 Boş). İngilizce branşında 6.00 net ile hedefin gerisinde kalındı. Pekiştirilmesi gereken [Daveti Kabul &amp; Reddetme Kalıpları (%50), Basit Sorular Sorma (Simple Inquiries) (%50), Kişisel Özellikler / Sıfatlar (Qualities) (%67)] kalıplarını çalış. Davet etme (Would you like...), kabul/ret ve mazeret kalıplarını ve Friendship sıfatlarını her gün 5 kelime kartıyla çalış. Rastgele işaretleme yapma.</w:t>
+              <w:t>İngilizce branş netin: 4.67 (6 Doğru, 4 Yanlış, 0 Boş). İngilizce branşında 4.67 net ile hedefin gerisinde kalındı. Sıfır çektiğin [The Internet] soru kalıplarını tekrar et. Pekiştirilmesi gereken [Teklif Yapma, Kabul Etme, Özür Dileme (%50), Frıendshıp (%50)] kalıplarını çalış. Davet etme (Would you like...), kabul/ret ve mazeret kalıplarını ve Friendship sıfatlarını her gün 5 kelime kartıyla çalış. Rastgele işaretleme yapma.</w:t>
             </w:r>
           </w:p>
           <w:p>
@@ -2531,20 +3750,20 @@
                 <w:color w:val="C0392B"/>
                 <w:sz w:val="15"/>
               </w:rPr>
-              <w:t xml:space="preserve">📺 Önerilen YouTube Desteği (Orta Seviye): </w:t>
+              <w:t xml:space="preserve">📺 Önerilen YouTube Desteği (Temel Seviye): </w:t>
             </w:r>
             <w:r>
               <w:rPr>
                 <w:b/>
                 <w:sz w:val="15"/>
               </w:rPr>
-              <w:t xml:space="preserve">Kanal: Dilek Demirel | </w:t>
+              <w:t xml:space="preserve">Kanal: Tonguç Akademi | </w:t>
             </w:r>
             <w:r>
               <w:rPr>
                 <w:sz w:val="15"/>
               </w:rPr>
-              <w:t>Odak: Diyalog Tamamlama &amp; Soru Çözüm Metotları. Taktik: Davet, kabul, ret ve mazeret cümlelerini diyalog içi bağlamıyla öğren.</w:t>
+              <w:t>Odak: Temel Kelimeler &amp; Kalıp Cümleler. Taktik: Friendship ünitesi kelimelerini ve Türkçelerini sesli tekrar ederek kelime defterine geçir.</w:t>
             </w:r>
           </w:p>
         </w:tc>
@@ -2565,7 +3784,7 @@
           <w:color w:val="006666"/>
           <w:sz w:val="18"/>
         </w:rPr>
-        <w:t>3. KİŞİSELLEŞTİRİLMİŞ HEDEFLER VE EYLEM TAKVİMİ</w:t>
+        <w:t>4. KİŞİSELLEŞTİRİLMİŞ HEDEFLER VE EYLEM TAKVİMİ</w:t>
       </w:r>
     </w:p>
     <w:p>
@@ -2584,7 +3803,7 @@
         <w:rPr>
           <w:sz w:val="16"/>
         </w:rPr>
-        <w:t>21.33 Net (İlk hedefli konu tekrarları ve ödev kontrolü sonrası)</w:t>
+        <w:t>48.66 Net (İlk hedefli konu tekrarları ve ödev kontrolü sonrası)</w:t>
       </w:r>
     </w:p>
     <w:p>
@@ -2603,7 +3822,7 @@
         <w:rPr>
           <w:sz w:val="16"/>
         </w:rPr>
-        <w:t>26.33 Net (Ölçülebilir bir sonraki resmi deneme sınavı hedefi)</w:t>
+        <w:t>52.66 Net (Ölçülebilir bir sonraki resmi deneme sınavı hedefi)</w:t>
       </w:r>
     </w:p>
     <w:p>
@@ -2622,7 +3841,7 @@
         <w:rPr>
           <w:sz w:val="16"/>
         </w:rPr>
-        <w:t>Haftalık 210 soru çözümü + Yanlış Defteri (Hata Analizi) tutulması ve kontrolü.</w:t>
+        <w:t>Haftalık 350 soru çözümü + Yanlış Defteri (Hata Analizi) tutulması ve kontrolü.</w:t>
       </w:r>
     </w:p>
     <w:p>
@@ -2641,7 +3860,7 @@
         <w:rPr>
           <w:sz w:val="16"/>
         </w:rPr>
-        <w:t>Acil sınav taktiği: Bilmediğini kesinlikle boş bırakma, temel kavramlar.</w:t>
+        <w:t>Matematik temel/orta seviye problem çözümü + Türkçe paragraf.</w:t>
       </w:r>
     </w:p>
     <w:p>
